--- a/app/nukrazbor/docs/Pllato_TZ_NUK_Auto.docx
+++ b/app/nukrazbor/docs/Pllato_TZ_NUK_Auto.docx
@@ -475,7 +475,7 @@
           <w:color w:val="172033"/>
           <w:sz w:val="18"/>
         </w:rPr>
-        <w:t>Создать собственную информационную систему NUK для учёта автомобильных доноров, б/у BMW‑запчастей, адресного склада, продаж, клиентов, задач, аналитики и публикации актуального каталога на сайте.</w:t>
+        <w:t>Создать собственный складской портал NUK для учёта доноров и BMW‑запчастей, адресного хранения, продаж, клиентов, задач и аналитики; запустить синхронный сайт‑каталог с предварительным SEO и универсальным лендингом для рекламы в социальных сетях.</w:t>
       </w:r>
     </w:p>
     <w:p>
@@ -1711,7 +1711,7 @@
                 <w:color w:val="172033"/>
                 <w:sz w:val="14"/>
               </w:rPr>
-              <w:t>ID/штрихкод, название, категория, OEM/кроссы, маркировка, совместимость, состояние, дефекты, фото, цена, себестоимость, донор</w:t>
+              <w:t>ID, штрихкод NUK, все прежние штрихкоды, название, категория, OEM/кроссы, маркировка, совместимость, состояние, дефекты, фото, цена, себестоимость, донор</w:t>
             </w:r>
           </w:p>
         </w:tc>
@@ -1782,7 +1782,7 @@
                 <w:color w:val="172033"/>
                 <w:sz w:val="14"/>
               </w:rPr>
-              <w:t>Запчасть, количество, доступно/резерв/брак, площадка, зона, стеллаж, полка, дата движения</w:t>
+              <w:t>Запчасть, количество, доступно/резерв/брак, площадка, зона, стеллаж, полка, штрихкод складского адреса, дата движения</w:t>
             </w:r>
           </w:p>
         </w:tc>
@@ -2280,7 +2280,7 @@
                 <w:color w:val="172033"/>
                 <w:sz w:val="18"/>
               </w:rPr>
-              <w:t>Уникальный ID/код NUK не изменяется при перемещении между площадками и сохраняет историю фото, статусов, резервов, возвратов и продаж.</w:t>
+              <w:t>Уникальный ID/штрихкод NUK не изменяется при перемещении; все прежние штрихкоды сохраняются как действующие идентификаторы и ведут в ту же карточку детали.</w:t>
             </w:r>
           </w:p>
         </w:tc>
@@ -2931,7 +2931,7 @@
                 <w:color w:val="172033"/>
                 <w:sz w:val="15"/>
               </w:rPr>
-              <w:t>Печать/сохранение кода и маркировки</w:t>
+              <w:t>Импорт, генерация, массовая печать и сканирование штрихкода каждой детали</w:t>
             </w:r>
           </w:p>
         </w:tc>
@@ -2964,7 +2964,7 @@
                 <w:color w:val="172033"/>
                 <w:sz w:val="15"/>
               </w:rPr>
-              <w:t>По коду открывается карточка детали</w:t>
+              <w:t>Новый и любой перенесённый штрихкод открывают одну карточку; этикетка печатается пакетно</w:t>
             </w:r>
           </w:p>
         </w:tc>
@@ -4334,6 +4334,214 @@
                 <w:sz w:val="14"/>
               </w:rPr>
               <w:t>Система формирует списки контроля и сигналы собственнику</w:t>
+            </w:r>
+          </w:p>
+        </w:tc>
+      </w:tr>
+      <w:tr>
+        <w:trPr>
+          <w:cantSplit/>
+        </w:trPr>
+        <w:tc>
+          <w:tcPr>
+            <w:tcW w:type="dxa" w:w="1176"/>
+            <w:shd w:fill="FFFFFF"/>
+            <w:tcMar>
+              <w:top w:w="85" w:type="dxa"/>
+              <w:start w:w="100" w:type="dxa"/>
+              <w:bottom w:w="85" w:type="dxa"/>
+              <w:end w:w="100" w:type="dxa"/>
+            </w:tcMar>
+            <w:tcBorders>
+              <w:top w:val="single" w:sz="5" w:color="D7DEEA"/>
+              <w:left w:val="single" w:sz="5" w:color="D7DEEA"/>
+              <w:bottom w:val="single" w:sz="5" w:color="D7DEEA"/>
+              <w:right w:val="single" w:sz="5" w:color="D7DEEA"/>
+            </w:tcBorders>
+          </w:tcPr>
+          <w:p>
+            <w:pPr>
+              <w:spacing w:after="0"/>
+            </w:pPr>
+            <w:r>
+              <w:rPr>
+                <w:rFonts w:ascii="Arial" w:hAnsi="Arial" w:eastAsia="Arial"/>
+                <w:b w:val="0"/>
+                <w:caps w:val="0"/>
+                <w:color w:val="172033"/>
+                <w:sz w:val="14"/>
+              </w:rPr>
+              <w:t>FR‑02.09</w:t>
+            </w:r>
+          </w:p>
+        </w:tc>
+        <w:tc>
+          <w:tcPr>
+            <w:tcW w:type="dxa" w:w="4653"/>
+            <w:shd w:fill="FFFFFF"/>
+            <w:tcMar>
+              <w:top w:w="85" w:type="dxa"/>
+              <w:start w:w="100" w:type="dxa"/>
+              <w:bottom w:w="85" w:type="dxa"/>
+              <w:end w:w="100" w:type="dxa"/>
+            </w:tcMar>
+            <w:tcBorders>
+              <w:top w:val="single" w:sz="5" w:color="D7DEEA"/>
+              <w:left w:val="single" w:sz="5" w:color="D7DEEA"/>
+              <w:bottom w:val="single" w:sz="5" w:color="D7DEEA"/>
+              <w:right w:val="single" w:sz="5" w:color="D7DEEA"/>
+            </w:tcBorders>
+          </w:tcPr>
+          <w:p>
+            <w:pPr>
+              <w:spacing w:after="0"/>
+            </w:pPr>
+            <w:r>
+              <w:rPr>
+                <w:rFonts w:ascii="Arial" w:hAnsi="Arial" w:eastAsia="Arial"/>
+                <w:b w:val="0"/>
+                <w:caps w:val="0"/>
+                <w:color w:val="172033"/>
+                <w:sz w:val="14"/>
+              </w:rPr>
+              <w:t>Уникальный штрихкод каждой зоны, стеллажа и полки на обеих площадках</w:t>
+            </w:r>
+          </w:p>
+        </w:tc>
+        <w:tc>
+          <w:tcPr>
+            <w:tcW w:type="dxa" w:w="3530"/>
+            <w:shd w:fill="FFFFFF"/>
+            <w:tcMar>
+              <w:top w:w="85" w:type="dxa"/>
+              <w:start w:w="100" w:type="dxa"/>
+              <w:bottom w:w="85" w:type="dxa"/>
+              <w:end w:w="100" w:type="dxa"/>
+            </w:tcMar>
+            <w:tcBorders>
+              <w:top w:val="single" w:sz="5" w:color="D7DEEA"/>
+              <w:left w:val="single" w:sz="5" w:color="D7DEEA"/>
+              <w:bottom w:val="single" w:sz="5" w:color="D7DEEA"/>
+              <w:right w:val="single" w:sz="5" w:color="D7DEEA"/>
+            </w:tcBorders>
+          </w:tcPr>
+          <w:p>
+            <w:pPr>
+              <w:spacing w:after="0"/>
+            </w:pPr>
+            <w:r>
+              <w:rPr>
+                <w:rFonts w:ascii="Arial" w:hAnsi="Arial" w:eastAsia="Arial"/>
+                <w:b w:val="0"/>
+                <w:caps w:val="0"/>
+                <w:color w:val="172033"/>
+                <w:sz w:val="14"/>
+              </w:rPr>
+              <w:t>Сканирование кода открывает адрес, содержимое и журнал движений</w:t>
+            </w:r>
+          </w:p>
+        </w:tc>
+      </w:tr>
+      <w:tr>
+        <w:trPr>
+          <w:cantSplit/>
+        </w:trPr>
+        <w:tc>
+          <w:tcPr>
+            <w:tcW w:type="dxa" w:w="1176"/>
+            <w:shd w:fill="F4F7FC"/>
+            <w:tcMar>
+              <w:top w:w="85" w:type="dxa"/>
+              <w:start w:w="100" w:type="dxa"/>
+              <w:bottom w:w="85" w:type="dxa"/>
+              <w:end w:w="100" w:type="dxa"/>
+            </w:tcMar>
+            <w:tcBorders>
+              <w:top w:val="single" w:sz="5" w:color="D7DEEA"/>
+              <w:left w:val="single" w:sz="5" w:color="D7DEEA"/>
+              <w:bottom w:val="single" w:sz="5" w:color="D7DEEA"/>
+              <w:right w:val="single" w:sz="5" w:color="D7DEEA"/>
+            </w:tcBorders>
+          </w:tcPr>
+          <w:p>
+            <w:pPr>
+              <w:spacing w:after="0"/>
+            </w:pPr>
+            <w:r>
+              <w:rPr>
+                <w:rFonts w:ascii="Arial" w:hAnsi="Arial" w:eastAsia="Arial"/>
+                <w:b w:val="0"/>
+                <w:caps w:val="0"/>
+                <w:color w:val="172033"/>
+                <w:sz w:val="14"/>
+              </w:rPr>
+              <w:t>FR‑02.10</w:t>
+            </w:r>
+          </w:p>
+        </w:tc>
+        <w:tc>
+          <w:tcPr>
+            <w:tcW w:type="dxa" w:w="4653"/>
+            <w:shd w:fill="F4F7FC"/>
+            <w:tcMar>
+              <w:top w:w="85" w:type="dxa"/>
+              <w:start w:w="100" w:type="dxa"/>
+              <w:bottom w:w="85" w:type="dxa"/>
+              <w:end w:w="100" w:type="dxa"/>
+            </w:tcMar>
+            <w:tcBorders>
+              <w:top w:val="single" w:sz="5" w:color="D7DEEA"/>
+              <w:left w:val="single" w:sz="5" w:color="D7DEEA"/>
+              <w:bottom w:val="single" w:sz="5" w:color="D7DEEA"/>
+              <w:right w:val="single" w:sz="5" w:color="D7DEEA"/>
+            </w:tcBorders>
+          </w:tcPr>
+          <w:p>
+            <w:pPr>
+              <w:spacing w:after="0"/>
+            </w:pPr>
+            <w:r>
+              <w:rPr>
+                <w:rFonts w:ascii="Arial" w:hAnsi="Arial" w:eastAsia="Arial"/>
+                <w:b w:val="0"/>
+                <w:caps w:val="0"/>
+                <w:color w:val="172033"/>
+                <w:sz w:val="14"/>
+              </w:rPr>
+              <w:t>Сканирование штрихкодов детали и полки при размещении, перемещении, инвентаризации и выдаче</w:t>
+            </w:r>
+          </w:p>
+        </w:tc>
+        <w:tc>
+          <w:tcPr>
+            <w:tcW w:type="dxa" w:w="3530"/>
+            <w:shd w:fill="F4F7FC"/>
+            <w:tcMar>
+              <w:top w:w="85" w:type="dxa"/>
+              <w:start w:w="100" w:type="dxa"/>
+              <w:bottom w:w="85" w:type="dxa"/>
+              <w:end w:w="100" w:type="dxa"/>
+            </w:tcMar>
+            <w:tcBorders>
+              <w:top w:val="single" w:sz="5" w:color="D7DEEA"/>
+              <w:left w:val="single" w:sz="5" w:color="D7DEEA"/>
+              <w:bottom w:val="single" w:sz="5" w:color="D7DEEA"/>
+              <w:right w:val="single" w:sz="5" w:color="D7DEEA"/>
+            </w:tcBorders>
+          </w:tcPr>
+          <w:p>
+            <w:pPr>
+              <w:spacing w:after="0"/>
+            </w:pPr>
+            <w:r>
+              <w:rPr>
+                <w:rFonts w:ascii="Arial" w:hAnsi="Arial" w:eastAsia="Arial"/>
+                <w:b w:val="0"/>
+                <w:caps w:val="0"/>
+                <w:color w:val="172033"/>
+                <w:sz w:val="14"/>
+              </w:rPr>
+              <w:t>Операция не теряет связь деталь → адрес; ошибки и несовпадения блокируются или подтверждаются ответственным</w:t>
             </w:r>
           </w:p>
         </w:tc>
@@ -6291,7 +6499,7 @@
                 <w:color w:val="172033"/>
                 <w:sz w:val="14"/>
               </w:rPr>
-              <w:t>Техническое SEO</w:t>
+              <w:t>Предварительное техническое SEO каталога</w:t>
             </w:r>
           </w:p>
         </w:tc>
@@ -6537,6 +6745,110 @@
           </w:p>
         </w:tc>
       </w:tr>
+      <w:tr>
+        <w:trPr>
+          <w:cantSplit/>
+        </w:trPr>
+        <w:tc>
+          <w:tcPr>
+            <w:tcW w:type="dxa" w:w="1176"/>
+            <w:shd w:fill="FFFFFF"/>
+            <w:tcMar>
+              <w:top w:w="85" w:type="dxa"/>
+              <w:start w:w="100" w:type="dxa"/>
+              <w:bottom w:w="85" w:type="dxa"/>
+              <w:end w:w="100" w:type="dxa"/>
+            </w:tcMar>
+            <w:tcBorders>
+              <w:top w:val="single" w:sz="5" w:color="D7DEEA"/>
+              <w:left w:val="single" w:sz="5" w:color="D7DEEA"/>
+              <w:bottom w:val="single" w:sz="5" w:color="D7DEEA"/>
+              <w:right w:val="single" w:sz="5" w:color="D7DEEA"/>
+            </w:tcBorders>
+          </w:tcPr>
+          <w:p>
+            <w:pPr>
+              <w:spacing w:after="0"/>
+            </w:pPr>
+            <w:r>
+              <w:rPr>
+                <w:rFonts w:ascii="Arial" w:hAnsi="Arial" w:eastAsia="Arial"/>
+                <w:b w:val="0"/>
+                <w:caps w:val="0"/>
+                <w:color w:val="172033"/>
+                <w:sz w:val="14"/>
+              </w:rPr>
+              <w:t>FR‑04.09</w:t>
+            </w:r>
+          </w:p>
+        </w:tc>
+        <w:tc>
+          <w:tcPr>
+            <w:tcW w:type="dxa" w:w="4385"/>
+            <w:shd w:fill="FFFFFF"/>
+            <w:tcMar>
+              <w:top w:w="85" w:type="dxa"/>
+              <w:start w:w="100" w:type="dxa"/>
+              <w:bottom w:w="85" w:type="dxa"/>
+              <w:end w:w="100" w:type="dxa"/>
+            </w:tcMar>
+            <w:tcBorders>
+              <w:top w:val="single" w:sz="5" w:color="D7DEEA"/>
+              <w:left w:val="single" w:sz="5" w:color="D7DEEA"/>
+              <w:bottom w:val="single" w:sz="5" w:color="D7DEEA"/>
+              <w:right w:val="single" w:sz="5" w:color="D7DEEA"/>
+            </w:tcBorders>
+          </w:tcPr>
+          <w:p>
+            <w:pPr>
+              <w:spacing w:after="0"/>
+            </w:pPr>
+            <w:r>
+              <w:rPr>
+                <w:rFonts w:ascii="Arial" w:hAnsi="Arial" w:eastAsia="Arial"/>
+                <w:b w:val="0"/>
+                <w:caps w:val="0"/>
+                <w:color w:val="172033"/>
+                <w:sz w:val="14"/>
+              </w:rPr>
+              <w:t>Универсальная адаптивная посадочная страница для рекламы в социальных сетях</w:t>
+            </w:r>
+          </w:p>
+        </w:tc>
+        <w:tc>
+          <w:tcPr>
+            <w:tcW w:type="dxa" w:w="3797"/>
+            <w:shd w:fill="FFFFFF"/>
+            <w:tcMar>
+              <w:top w:w="85" w:type="dxa"/>
+              <w:start w:w="100" w:type="dxa"/>
+              <w:bottom w:w="85" w:type="dxa"/>
+              <w:end w:w="100" w:type="dxa"/>
+            </w:tcMar>
+            <w:tcBorders>
+              <w:top w:val="single" w:sz="5" w:color="D7DEEA"/>
+              <w:left w:val="single" w:sz="5" w:color="D7DEEA"/>
+              <w:bottom w:val="single" w:sz="5" w:color="D7DEEA"/>
+              <w:right w:val="single" w:sz="5" w:color="D7DEEA"/>
+            </w:tcBorders>
+          </w:tcPr>
+          <w:p>
+            <w:pPr>
+              <w:spacing w:after="0"/>
+            </w:pPr>
+            <w:r>
+              <w:rPr>
+                <w:rFonts w:ascii="Arial" w:hAnsi="Arial" w:eastAsia="Arial"/>
+                <w:b w:val="0"/>
+                <w:caps w:val="0"/>
+                <w:color w:val="172033"/>
+                <w:sz w:val="14"/>
+              </w:rPr>
+              <w:t>Оффер, преимущества, подбор, реальные позиции каталога, WhatsApp/звонок/форма и UTM передаются в CRM; контент можно менять без переделки сайта</w:t>
+            </w:r>
+          </w:p>
+        </w:tc>
+      </w:tr>
     </w:tbl>
     <w:p>
       <w:pPr>
@@ -6604,7 +6916,7 @@
                 <w:color w:val="172033"/>
                 <w:sz w:val="18"/>
               </w:rPr>
-              <w:t>Проект включает техническую основу и базовую оптимизацию. Гарантированные позиции Google, регулярное создание контента, закупка ссылок и постоянная работа SEO‑специалиста не входят в объём.</w:t>
+              <w:t>Проект включает предварительную техническую SEO‑подготовку каталога и универсальный рекламный лендинг. Гарантированные позиции, регулярный контент, закупка ссылок и постоянное SEO‑ведение не входят.</w:t>
             </w:r>
           </w:p>
         </w:tc>
@@ -7532,7 +7844,7 @@
                 <w:color w:val="172033"/>
                 <w:sz w:val="16"/>
               </w:rPr>
-              <w:t>Список доступных таблиц/полей/фото, объёмы, дубли, отсутствующие значения, ограничения экспорта</w:t>
+              <w:t>Список таблиц/полей/фото и всех полей штрихкодов, объёмы, дубли, отсутствующие значения и ограничения экспорта</w:t>
             </w:r>
           </w:p>
         </w:tc>
@@ -7603,7 +7915,7 @@
                 <w:color w:val="172033"/>
                 <w:sz w:val="16"/>
               </w:rPr>
-              <w:t>Сопоставление Bazon → NUK Control и перечень правил преобразования</w:t>
+              <w:t>Сопоставление Bazon → NUK Control, включая каждый прежний штрихкод и складской адрес; правила преобразования и конфликтов</w:t>
             </w:r>
           </w:p>
         </w:tc>
@@ -7674,7 +7986,7 @@
                 <w:color w:val="172033"/>
                 <w:sz w:val="16"/>
               </w:rPr>
-              <w:t>Импорт 50–100 карточек с протоколом сверки и письменным согласованием</w:t>
+              <w:t>Импорт 50–100 карточек со штрихкодами; сверка кодов, фото, полей и письменное согласование</w:t>
             </w:r>
           </w:p>
         </w:tc>
@@ -7745,7 +8057,7 @@
                 <w:color w:val="172033"/>
                 <w:sz w:val="16"/>
               </w:rPr>
-              <w:t>Карточки, фото и доступная история; отчёт импортировано/пропущено/ошибка</w:t>
+              <w:t>Карточки, фото, история и все доступные штрихкоды; таблица старый код → карточка NUK и отчёт импортировано/пропущено/конфликт</w:t>
             </w:r>
           </w:p>
         </w:tc>
@@ -7816,7 +8128,7 @@
                 <w:color w:val="172033"/>
                 <w:sz w:val="16"/>
               </w:rPr>
-              <w:t>Дата фиксации, финальная дельта, контрольные суммы и архив исходной выгрузки</w:t>
+              <w:t>Финальная дельта, контроль количества штрихкодов, список конфликтов, контрольные суммы и архив исходной выгрузки</w:t>
             </w:r>
           </w:p>
         </w:tc>
@@ -7879,7 +8191,7 @@
           <w:color w:val="172033"/>
           <w:sz w:val="18"/>
         </w:rPr>
-        <w:t>Webhook/API приёма заявок с сайта с UTM‑параметрами.</w:t>
+        <w:t>Webhook/API приёма заявок из каталога и универсального рекламного лендинга с UTM‑параметрами.</w:t>
       </w:r>
     </w:p>
     <w:p>
@@ -9408,7 +9720,7 @@
                 <w:color w:val="172033"/>
                 <w:sz w:val="14"/>
               </w:rPr>
-              <w:t>Кладовщик размещает деталь в ячейке Бесагаша, затем перемещает на Суюнбая; история сохраняет обе операции.</w:t>
+              <w:t>Кладовщик сканирует штрихкоды детали и полки, размещает её в Бесагаше и перемещает на Суюнбая; оба адреса и операции сохраняются.</w:t>
             </w:r>
           </w:p>
         </w:tc>
@@ -9763,7 +10075,7 @@
                 <w:color w:val="172033"/>
                 <w:sz w:val="14"/>
               </w:rPr>
-              <w:t>Заявка с сайта содержит выбранную деталь, контакт и UTM‑источник и появляется в воронке.</w:t>
+              <w:t>Заявка из каталога или универсального рекламного лендинга содержит контакт, выбранную деталь/интерес и UTM‑источник и появляется в воронке.</w:t>
             </w:r>
           </w:p>
         </w:tc>
@@ -9976,7 +10288,7 @@
                 <w:color w:val="172033"/>
                 <w:sz w:val="14"/>
               </w:rPr>
-              <w:t>Контрольная миграция Bazon проходит сверку количества, обязательных полей и фотографий.</w:t>
+              <w:t>Миграция Bazon проходит сверку карточек, обязательных полей, фотографий и всех исходных штрихкодов; ни один код не пропадает без записи в отчёте конфликтов.</w:t>
             </w:r>
           </w:p>
         </w:tc>
@@ -10491,7 +10803,7 @@
                 <w:color w:val="172033"/>
                 <w:sz w:val="16"/>
               </w:rPr>
-              <w:t>Согласованные роли, справочники, доноры, каталог, остатки и базовые продажи; оплата 45%</w:t>
+              <w:t>Согласованные роли, доноры, каталог, остатки, адресный склад и печать/сканирование штрихкодов; оплата 45%</w:t>
             </w:r>
           </w:p>
         </w:tc>
@@ -10595,7 +10907,7 @@
                 <w:color w:val="172033"/>
                 <w:sz w:val="16"/>
               </w:rPr>
-              <w:t>Все согласованные модули, сайт, миграция/интеграции в доступном объёме, обучение; оплата 45%</w:t>
+              <w:t>Все модули, сайт‑каталог, универсальный лендинг, предварительное SEO, миграция данных и штрихкодов, обучение; оплата 45%</w:t>
             </w:r>
           </w:p>
         </w:tc>
@@ -10747,7 +11059,7 @@
           <w:color w:val="172033"/>
           <w:sz w:val="18"/>
         </w:rPr>
-        <w:t>ручная инвентаризация и физическая маркировка десятков тысяч позиций силами Pllato;</w:t>
+        <w:t>ручная наклейка этикеток на десятки тысяч деталей силами Pllato; система штрихкодирования, шаблоны, массовая печать, перенос кодов и контроль маркировки входят, физическую наклейку выполняет команда NUK;</w:t>
       </w:r>
     </w:p>
     <w:p>
@@ -10807,7 +11119,7 @@
           <w:color w:val="172033"/>
           <w:sz w:val="18"/>
         </w:rPr>
-        <w:t>регулярное SEO‑продвижение, ведение рекламы, создание фото/видео и call‑центр;</w:t>
+        <w:t>регулярное SEO‑продвижение и ведение рекламы сверх включённых предварительного SEO и универсального лендинга; создание фото/видео и call‑центр;</w:t>
       </w:r>
     </w:p>
     <w:p>
@@ -10868,7 +11180,7 @@
           <w:color w:val="172033"/>
           <w:sz w:val="18"/>
         </w:rPr>
-        <w:t>Фактический перенос истории определяется составом доступной выгрузки Bazon.</w:t>
+        <w:t>Все штрихкоды из доступной выгрузки Bazon переносятся; отсутствующие, дублирующиеся или повреждённые коды фиксируются в отдельном отчёте и не скрываются.</w:t>
       </w:r>
     </w:p>
     <w:p>
@@ -10883,7 +11195,7 @@
           <w:color w:val="172033"/>
           <w:sz w:val="18"/>
         </w:rPr>
-        <w:t>Серверная конфигурация и платные внешние сервисы оплачиваются заказчиком отдельно.</w:t>
+        <w:t>Серверная конфигурация, платные внешние сервисы, принтеры/сканеры штрихкодов, этикетки и расходные материалы оплачиваются заказчиком отдельно.</w:t>
       </w:r>
     </w:p>
     <w:tbl>
@@ -10977,13 +11289,14 @@
   <w:p>
     <w:pPr>
       <w:pStyle w:val="Footer"/>
+      <w:tabs>
+        <w:tab w:pos="9864" w:val="right"/>
+      </w:tabs>
       <w:jc w:val="left"/>
     </w:pPr>
     <w:r>
       <w:rPr>
         <w:rFonts w:ascii="Arial" w:hAnsi="Arial" w:eastAsia="Arial"/>
-        <w:b w:val="0"/>
-        <w:caps w:val="0"/>
         <w:color w:val="667085"/>
         <w:sz w:val="14"/>
       </w:rPr>
@@ -10992,29 +11305,105 @@
     <w:r>
       <w:rPr>
         <w:rFonts w:ascii="Arial" w:hAnsi="Arial" w:eastAsia="Arial"/>
-        <w:b w:val="0"/>
-        <w:caps w:val="0"/>
         <w:color w:val="667085"/>
         <w:sz w:val="14"/>
       </w:rPr>
-      <w:t xml:space="preserve">                                  стр. </w:t>
+      <w:tab/>
+    </w:r>
+    <w:r>
+      <w:rPr>
+        <w:rFonts w:ascii="Arial" w:hAnsi="Arial" w:eastAsia="Arial"/>
+        <w:color w:val="667085"/>
+        <w:sz w:val="14"/>
+      </w:rPr>
+      <w:t xml:space="preserve">стр. </w:t>
+    </w:r>
+    <w:r>
+      <w:rPr>
+        <w:rFonts w:ascii="Arial" w:hAnsi="Arial" w:eastAsia="Arial"/>
+        <w:color w:val="667085"/>
+        <w:sz w:val="14"/>
+      </w:rPr>
       <w:fldChar w:fldCharType="begin"/>
+    </w:r>
+    <w:r>
+      <w:rPr>
+        <w:rFonts w:ascii="Arial" w:hAnsi="Arial" w:eastAsia="Arial"/>
+        <w:color w:val="667085"/>
+        <w:sz w:val="14"/>
+      </w:rPr>
       <w:instrText xml:space="preserve">PAGE</w:instrText>
+    </w:r>
+    <w:r>
+      <w:rPr>
+        <w:rFonts w:ascii="Arial" w:hAnsi="Arial" w:eastAsia="Arial"/>
+        <w:color w:val="667085"/>
+        <w:sz w:val="14"/>
+      </w:rPr>
       <w:fldChar w:fldCharType="separate"/>
+    </w:r>
+    <w:r>
+      <w:rPr>
+        <w:rFonts w:ascii="Arial" w:hAnsi="Arial" w:eastAsia="Arial"/>
+        <w:color w:val="667085"/>
+        <w:sz w:val="14"/>
+      </w:rPr>
+      <w:t>1</w:t>
+    </w:r>
+    <w:r>
+      <w:rPr>
+        <w:rFonts w:ascii="Arial" w:hAnsi="Arial" w:eastAsia="Arial"/>
+        <w:color w:val="667085"/>
+        <w:sz w:val="14"/>
+      </w:rPr>
       <w:fldChar w:fldCharType="end"/>
     </w:r>
     <w:r>
       <w:rPr>
         <w:rFonts w:ascii="Arial" w:hAnsi="Arial" w:eastAsia="Arial"/>
-        <w:b w:val="0"/>
-        <w:caps w:val="0"/>
         <w:color w:val="667085"/>
         <w:sz w:val="14"/>
       </w:rPr>
       <w:t xml:space="preserve"> / </w:t>
+    </w:r>
+    <w:r>
+      <w:rPr>
+        <w:rFonts w:ascii="Arial" w:hAnsi="Arial" w:eastAsia="Arial"/>
+        <w:color w:val="667085"/>
+        <w:sz w:val="14"/>
+      </w:rPr>
       <w:fldChar w:fldCharType="begin"/>
+    </w:r>
+    <w:r>
+      <w:rPr>
+        <w:rFonts w:ascii="Arial" w:hAnsi="Arial" w:eastAsia="Arial"/>
+        <w:color w:val="667085"/>
+        <w:sz w:val="14"/>
+      </w:rPr>
       <w:instrText xml:space="preserve">NUMPAGES</w:instrText>
+    </w:r>
+    <w:r>
+      <w:rPr>
+        <w:rFonts w:ascii="Arial" w:hAnsi="Arial" w:eastAsia="Arial"/>
+        <w:color w:val="667085"/>
+        <w:sz w:val="14"/>
+      </w:rPr>
       <w:fldChar w:fldCharType="separate"/>
+    </w:r>
+    <w:r>
+      <w:rPr>
+        <w:rFonts w:ascii="Arial" w:hAnsi="Arial" w:eastAsia="Arial"/>
+        <w:color w:val="667085"/>
+        <w:sz w:val="14"/>
+      </w:rPr>
+      <w:t>13</w:t>
+    </w:r>
+    <w:r>
+      <w:rPr>
+        <w:rFonts w:ascii="Arial" w:hAnsi="Arial" w:eastAsia="Arial"/>
+        <w:color w:val="667085"/>
+        <w:sz w:val="14"/>
+      </w:rPr>
       <w:fldChar w:fldCharType="end"/>
     </w:r>
   </w:p>
@@ -11026,13 +11415,14 @@
   <w:p>
     <w:pPr>
       <w:pStyle w:val="Footer"/>
+      <w:tabs>
+        <w:tab w:pos="9864" w:val="right"/>
+      </w:tabs>
       <w:jc w:val="left"/>
     </w:pPr>
     <w:r>
       <w:rPr>
         <w:rFonts w:ascii="Arial" w:hAnsi="Arial" w:eastAsia="Arial"/>
-        <w:b w:val="0"/>
-        <w:caps w:val="0"/>
         <w:color w:val="667085"/>
         <w:sz w:val="14"/>
       </w:rPr>
@@ -11041,29 +11431,105 @@
     <w:r>
       <w:rPr>
         <w:rFonts w:ascii="Arial" w:hAnsi="Arial" w:eastAsia="Arial"/>
-        <w:b w:val="0"/>
-        <w:caps w:val="0"/>
         <w:color w:val="667085"/>
         <w:sz w:val="14"/>
       </w:rPr>
-      <w:t xml:space="preserve">                                  стр. </w:t>
+      <w:tab/>
+    </w:r>
+    <w:r>
+      <w:rPr>
+        <w:rFonts w:ascii="Arial" w:hAnsi="Arial" w:eastAsia="Arial"/>
+        <w:color w:val="667085"/>
+        <w:sz w:val="14"/>
+      </w:rPr>
+      <w:t xml:space="preserve">стр. </w:t>
+    </w:r>
+    <w:r>
+      <w:rPr>
+        <w:rFonts w:ascii="Arial" w:hAnsi="Arial" w:eastAsia="Arial"/>
+        <w:color w:val="667085"/>
+        <w:sz w:val="14"/>
+      </w:rPr>
       <w:fldChar w:fldCharType="begin"/>
+    </w:r>
+    <w:r>
+      <w:rPr>
+        <w:rFonts w:ascii="Arial" w:hAnsi="Arial" w:eastAsia="Arial"/>
+        <w:color w:val="667085"/>
+        <w:sz w:val="14"/>
+      </w:rPr>
       <w:instrText xml:space="preserve">PAGE</w:instrText>
+    </w:r>
+    <w:r>
+      <w:rPr>
+        <w:rFonts w:ascii="Arial" w:hAnsi="Arial" w:eastAsia="Arial"/>
+        <w:color w:val="667085"/>
+        <w:sz w:val="14"/>
+      </w:rPr>
       <w:fldChar w:fldCharType="separate"/>
+    </w:r>
+    <w:r>
+      <w:rPr>
+        <w:rFonts w:ascii="Arial" w:hAnsi="Arial" w:eastAsia="Arial"/>
+        <w:color w:val="667085"/>
+        <w:sz w:val="14"/>
+      </w:rPr>
+      <w:t>1</w:t>
+    </w:r>
+    <w:r>
+      <w:rPr>
+        <w:rFonts w:ascii="Arial" w:hAnsi="Arial" w:eastAsia="Arial"/>
+        <w:color w:val="667085"/>
+        <w:sz w:val="14"/>
+      </w:rPr>
       <w:fldChar w:fldCharType="end"/>
     </w:r>
     <w:r>
       <w:rPr>
         <w:rFonts w:ascii="Arial" w:hAnsi="Arial" w:eastAsia="Arial"/>
-        <w:b w:val="0"/>
-        <w:caps w:val="0"/>
         <w:color w:val="667085"/>
         <w:sz w:val="14"/>
       </w:rPr>
       <w:t xml:space="preserve"> / </w:t>
+    </w:r>
+    <w:r>
+      <w:rPr>
+        <w:rFonts w:ascii="Arial" w:hAnsi="Arial" w:eastAsia="Arial"/>
+        <w:color w:val="667085"/>
+        <w:sz w:val="14"/>
+      </w:rPr>
       <w:fldChar w:fldCharType="begin"/>
+    </w:r>
+    <w:r>
+      <w:rPr>
+        <w:rFonts w:ascii="Arial" w:hAnsi="Arial" w:eastAsia="Arial"/>
+        <w:color w:val="667085"/>
+        <w:sz w:val="14"/>
+      </w:rPr>
       <w:instrText xml:space="preserve">NUMPAGES</w:instrText>
+    </w:r>
+    <w:r>
+      <w:rPr>
+        <w:rFonts w:ascii="Arial" w:hAnsi="Arial" w:eastAsia="Arial"/>
+        <w:color w:val="667085"/>
+        <w:sz w:val="14"/>
+      </w:rPr>
       <w:fldChar w:fldCharType="separate"/>
+    </w:r>
+    <w:r>
+      <w:rPr>
+        <w:rFonts w:ascii="Arial" w:hAnsi="Arial" w:eastAsia="Arial"/>
+        <w:color w:val="667085"/>
+        <w:sz w:val="14"/>
+      </w:rPr>
+      <w:t>13</w:t>
+    </w:r>
+    <w:r>
+      <w:rPr>
+        <w:rFonts w:ascii="Arial" w:hAnsi="Arial" w:eastAsia="Arial"/>
+        <w:color w:val="667085"/>
+        <w:sz w:val="14"/>
+      </w:rPr>
       <w:fldChar w:fldCharType="end"/>
     </w:r>
   </w:p>
